--- a/Lab10Report.docx
+++ b/Lab10Report.docx
@@ -1,6 +1,6 @@
 
 <file path=word/document.xml><?xml version="1.0" encoding="utf-8"?>
-<w:document xmlns:wpc="http://schemas.microsoft.com/office/word/2010/wordprocessingCanvas" xmlns:cx="http://schemas.microsoft.com/office/drawing/2014/chartex" xmlns:cx1="http://schemas.microsoft.com/office/drawing/2015/9/8/chartex" xmlns:cx2="http://schemas.microsoft.com/office/drawing/2015/10/21/chartex" xmlns:cx3="http://schemas.microsoft.com/office/drawing/2016/5/9/chartex" xmlns:cx4="http://schemas.microsoft.com/office/drawing/2016/5/10/chartex" xmlns:cx5="http://schemas.microsoft.com/office/drawing/2016/5/11/chartex" xmlns:cx6="http://schemas.microsoft.com/office/drawing/2016/5/12/chartex" xmlns:cx7="http://schemas.microsoft.com/office/drawing/2016/5/13/chartex" xmlns:cx8="http://schemas.microsoft.com/office/drawing/2016/5/14/chartex" xmlns:mc="http://schemas.openxmlformats.org/markup-compatibility/2006" xmlns:aink="http://schemas.microsoft.com/office/drawing/2016/ink" xmlns:am3d="http://schemas.microsoft.com/office/drawing/2017/model3d" xmlns:o="urn:schemas-microsoft-com:office:office" xmlns:oel="http://schemas.microsoft.com/office/2019/extlst" xmlns:r="http://schemas.openxmlformats.org/officeDocument/2006/relationships" xmlns:m="http://schemas.openxmlformats.org/officeDocument/2006/math" xmlns:v="urn:schemas-microsoft-com:vml" xmlns:wp14="http://schemas.microsoft.com/office/word/2010/wordprocessingDrawing" xmlns:wp="http://schemas.openxmlformats.org/drawingml/2006/wordprocessingDrawing" xmlns:w10="urn:schemas-microsoft-com:office:word" xmlns:w="http://schemas.openxmlformats.org/wordprocessingml/2006/main" xmlns:w14="http://schemas.microsoft.com/office/word/2010/wordml" xmlns:w15="http://schemas.microsoft.com/office/word/2012/wordml" xmlns:w16cex="http://schemas.microsoft.com/office/word/2018/wordml/cex" xmlns:w16cid="http://schemas.microsoft.com/office/word/2016/wordml/cid" xmlns:w16="http://schemas.microsoft.com/office/word/2018/wordml" xmlns:w16du="http://schemas.microsoft.com/office/word/2023/wordml/word16du" xmlns:w16sdtdh="http://schemas.microsoft.com/office/word/2020/wordml/sdtdatahash" xmlns:w16se="http://schemas.microsoft.com/office/word/2015/wordml/symex" xmlns:wpg="http://schemas.microsoft.com/office/word/2010/wordprocessingGroup" xmlns:wpi="http://schemas.microsoft.com/office/word/2010/wordprocessingInk" xmlns:wne="http://schemas.microsoft.com/office/word/2006/wordml" xmlns:wps="http://schemas.microsoft.com/office/word/2010/wordprocessingShape" mc:Ignorable="w14 w15 w16se w16cid w16 w16cex w16sdtdh w16du wp14">
+<w:document xmlns:wpc="http://schemas.microsoft.com/office/word/2010/wordprocessingCanvas" xmlns:cx="http://schemas.microsoft.com/office/drawing/2014/chartex" xmlns:cx1="http://schemas.microsoft.com/office/drawing/2015/9/8/chartex" xmlns:cx2="http://schemas.microsoft.com/office/drawing/2015/10/21/chartex" xmlns:cx3="http://schemas.microsoft.com/office/drawing/2016/5/9/chartex" xmlns:cx4="http://schemas.microsoft.com/office/drawing/2016/5/10/chartex" xmlns:cx5="http://schemas.microsoft.com/office/drawing/2016/5/11/chartex" xmlns:cx6="http://schemas.microsoft.com/office/drawing/2016/5/12/chartex" xmlns:cx7="http://schemas.microsoft.com/office/drawing/2016/5/13/chartex" xmlns:cx8="http://schemas.microsoft.com/office/drawing/2016/5/14/chartex" xmlns:mc="http://schemas.openxmlformats.org/markup-compatibility/2006" xmlns:aink="http://schemas.microsoft.com/office/drawing/2016/ink" xmlns:am3d="http://schemas.microsoft.com/office/drawing/2017/model3d" xmlns:o="urn:schemas-microsoft-com:office:office" xmlns:oel="http://schemas.microsoft.com/office/2019/extlst" xmlns:r="http://schemas.openxmlformats.org/officeDocument/2006/relationships" xmlns:m="http://schemas.openxmlformats.org/officeDocument/2006/math" xmlns:v="urn:schemas-microsoft-com:vml" xmlns:wp14="http://schemas.microsoft.com/office/word/2010/wordprocessingDrawing" xmlns:wp="http://schemas.openxmlformats.org/drawingml/2006/wordprocessingDrawing" xmlns:w10="urn:schemas-microsoft-com:office:word" xmlns:w="http://schemas.openxmlformats.org/wordprocessingml/2006/main" xmlns:w14="http://schemas.microsoft.com/office/word/2010/wordml" xmlns:w15="http://schemas.microsoft.com/office/word/2012/wordml" xmlns:w16cex="http://schemas.microsoft.com/office/word/2018/wordml/cex" xmlns:w16cid="http://schemas.microsoft.com/office/word/2016/wordml/cid" xmlns:w16="http://schemas.microsoft.com/office/word/2018/wordml" xmlns:w16du="http://schemas.microsoft.com/office/word/2023/wordml/word16du" xmlns:w16sdtdh="http://schemas.microsoft.com/office/word/2020/wordml/sdtdatahash" xmlns:w16sdtfl="http://schemas.microsoft.com/office/word/2024/wordml/sdtformatlock" xmlns:w16se="http://schemas.microsoft.com/office/word/2015/wordml/symex" xmlns:wpg="http://schemas.microsoft.com/office/word/2010/wordprocessingGroup" xmlns:wpi="http://schemas.microsoft.com/office/word/2010/wordprocessingInk" xmlns:wne="http://schemas.microsoft.com/office/word/2006/wordml" xmlns:wps="http://schemas.microsoft.com/office/word/2010/wordprocessingShape" mc:Ignorable="w14 w15 w16se w16cid w16 w16cex w16sdtdh w16sdtfl w16du wp14">
   <w:body>
     <w:p>
       <w:pPr>
@@ -281,7 +281,16 @@
           <w:sz w:val="24"/>
           <w:szCs w:val="24"/>
         </w:rPr>
-        <w:t>In a few sentences, describe the purpose of the lab and the features of your alarm clock</w:t>
+        <w:t xml:space="preserve">In a few sentences, describe the purpose of the lab and the features of your </w:t>
+      </w:r>
+      <w:r>
+        <w:rPr>
+          <w:rFonts w:ascii="Times New Roman" w:eastAsia="Times New Roman" w:hAnsi="Times New Roman"/>
+          <w:color w:val="000000"/>
+          <w:sz w:val="24"/>
+          <w:szCs w:val="24"/>
+        </w:rPr>
+        <w:t>system</w:t>
       </w:r>
       <w:r>
         <w:rPr>
@@ -550,7 +559,7 @@
           <w:szCs w:val="24"/>
           <w14:ligatures w14:val="none"/>
         </w:rPr>
-        <w:t>System design diagram of the modules created</w:t>
+        <w:t>Final requirements document including the data flow graph and call graph</w:t>
       </w:r>
       <w:r>
         <w:rPr>
@@ -744,7 +753,43 @@
           <w:sz w:val="24"/>
           <w:szCs w:val="24"/>
         </w:rPr>
-        <w:t>Deliverable 4: Power consumption</w:t>
+        <w:t xml:space="preserve">Deliverable 4: </w:t>
+      </w:r>
+      <w:r>
+        <w:rPr>
+          <w:rFonts w:ascii="Times New Roman" w:hAnsi="Times New Roman"/>
+          <w:color w:val="000000"/>
+          <w:sz w:val="24"/>
+          <w:szCs w:val="24"/>
+        </w:rPr>
+        <w:t>C</w:t>
+      </w:r>
+      <w:r>
+        <w:rPr>
+          <w:rFonts w:ascii="Times New Roman" w:hAnsi="Times New Roman"/>
+          <w:color w:val="000000"/>
+          <w:sz w:val="24"/>
+          <w:szCs w:val="24"/>
+        </w:rPr>
+        <w:t>urrent</w:t>
+      </w:r>
+      <w:r>
+        <w:rPr>
+          <w:rFonts w:ascii="Times New Roman" w:hAnsi="Times New Roman"/>
+          <w:color w:val="000000"/>
+          <w:sz w:val="24"/>
+          <w:szCs w:val="24"/>
+        </w:rPr>
+        <w:t>s</w:t>
+      </w:r>
+      <w:r>
+        <w:rPr>
+          <w:rFonts w:ascii="Times New Roman" w:hAnsi="Times New Roman"/>
+          <w:color w:val="000000"/>
+          <w:sz w:val="24"/>
+          <w:szCs w:val="24"/>
+        </w:rPr>
+        <w:t xml:space="preserve"> for various system states</w:t>
       </w:r>
     </w:p>
     <w:p>
@@ -789,42 +834,6 @@
           <w:sz w:val="24"/>
           <w:szCs w:val="24"/>
         </w:rPr>
-        <w:t xml:space="preserve"> </w:t>
-      </w:r>
-      <w:r>
-        <w:rPr>
-          <w:rFonts w:ascii="Times New Roman" w:hAnsi="Times New Roman"/>
-          <w:color w:val="000000"/>
-          <w:sz w:val="24"/>
-          <w:szCs w:val="24"/>
-        </w:rPr>
-        <w:t>(</w:t>
-      </w:r>
-      <w:r>
-        <w:rPr>
-          <w:rFonts w:ascii="Times New Roman" w:hAnsi="Times New Roman"/>
-          <w:color w:val="000000"/>
-          <w:sz w:val="24"/>
-          <w:szCs w:val="24"/>
-        </w:rPr>
-        <w:t>10</w:t>
-      </w:r>
-      <w:r>
-        <w:rPr>
-          <w:rFonts w:ascii="Times New Roman" w:hAnsi="Times New Roman"/>
-          <w:color w:val="000000"/>
-          <w:sz w:val="24"/>
-          <w:szCs w:val="24"/>
-        </w:rPr>
-        <w:t>pt EC)</w:t>
-      </w:r>
-      <w:r>
-        <w:rPr>
-          <w:rFonts w:ascii="Times New Roman" w:hAnsi="Times New Roman"/>
-          <w:color w:val="000000"/>
-          <w:sz w:val="24"/>
-          <w:szCs w:val="24"/>
-        </w:rPr>
         <w:t>: Characterization of the system</w:t>
       </w:r>
     </w:p>
@@ -834,15 +843,29 @@
         <w:jc w:val="both"/>
         <w:rPr>
           <w:rFonts w:ascii="Times New Roman" w:hAnsi="Times New Roman"/>
-          <w:color w:val="000000"/>
-          <w:szCs w:val="24"/>
-        </w:rPr>
-      </w:pPr>
-    </w:p>
-    <w:p>
-      <w:pPr>
-        <w:spacing w:line="264" w:lineRule="auto"/>
-        <w:jc w:val="both"/>
+          <w:i/>
+          <w:iCs/>
+          <w:color w:val="000000"/>
+          <w:szCs w:val="24"/>
+        </w:rPr>
+      </w:pPr>
+      <w:r>
+        <w:rPr>
+          <w:rFonts w:ascii="Times New Roman" w:hAnsi="Times New Roman"/>
+          <w:color w:val="000000"/>
+          <w:szCs w:val="24"/>
+        </w:rPr>
+        <w:t>E</w:t>
+      </w:r>
+      <w:r>
+        <w:rPr>
+          <w:rFonts w:ascii="Times New Roman" w:hAnsi="Times New Roman"/>
+          <w:color w:val="000000"/>
+          <w:szCs w:val="24"/>
+        </w:rPr>
+        <w:t xml:space="preserve">) </w:t>
+      </w:r>
+      <w:r>
         <w:rPr>
           <w:rFonts w:ascii="Times New Roman" w:hAnsi="Times New Roman"/>
           <w:b/>
@@ -852,14 +875,79 @@
           <w:color w:val="000000"/>
           <w:szCs w:val="24"/>
         </w:rPr>
-      </w:pPr>
-      <w:r>
-        <w:rPr>
-          <w:rFonts w:ascii="Times New Roman" w:hAnsi="Times New Roman"/>
-          <w:color w:val="000000"/>
-          <w:szCs w:val="24"/>
-        </w:rPr>
-        <w:t>E</w:t>
+        <w:t>Extra credit from Lab 7</w:t>
+      </w:r>
+      <w:r>
+        <w:rPr>
+          <w:rFonts w:ascii="Times New Roman" w:hAnsi="Times New Roman"/>
+          <w:b/>
+          <w:bCs/>
+          <w:i/>
+          <w:iCs/>
+          <w:color w:val="000000"/>
+          <w:szCs w:val="24"/>
+        </w:rPr>
+        <w:t>:</w:t>
+      </w:r>
+    </w:p>
+    <w:p>
+      <w:pPr>
+        <w:pStyle w:val="ListParagraph"/>
+        <w:numPr>
+          <w:ilvl w:val="0"/>
+          <w:numId w:val="13"/>
+        </w:numPr>
+        <w:spacing w:line="264" w:lineRule="auto"/>
+        <w:contextualSpacing w:val="0"/>
+        <w:jc w:val="both"/>
+        <w:rPr>
+          <w:rFonts w:ascii="Times New Roman" w:hAnsi="Times New Roman"/>
+          <w:color w:val="000000"/>
+          <w:szCs w:val="24"/>
+        </w:rPr>
+      </w:pPr>
+      <w:r>
+        <w:rPr>
+          <w:rFonts w:ascii="Times New Roman" w:hAnsi="Times New Roman"/>
+          <w:color w:val="000000"/>
+          <w:sz w:val="24"/>
+          <w:szCs w:val="24"/>
+        </w:rPr>
+        <w:t>TIW training (due at the time of Lab 7A report)</w:t>
+      </w:r>
+    </w:p>
+    <w:p>
+      <w:pPr>
+        <w:spacing w:line="264" w:lineRule="auto"/>
+        <w:jc w:val="both"/>
+        <w:rPr>
+          <w:rFonts w:ascii="Times New Roman" w:hAnsi="Times New Roman"/>
+          <w:color w:val="000000"/>
+          <w:szCs w:val="24"/>
+        </w:rPr>
+      </w:pPr>
+    </w:p>
+    <w:p>
+      <w:pPr>
+        <w:spacing w:line="264" w:lineRule="auto"/>
+        <w:jc w:val="both"/>
+        <w:rPr>
+          <w:rFonts w:ascii="Times New Roman" w:hAnsi="Times New Roman"/>
+          <w:b/>
+          <w:bCs/>
+          <w:i/>
+          <w:iCs/>
+          <w:color w:val="000000"/>
+          <w:szCs w:val="24"/>
+        </w:rPr>
+      </w:pPr>
+      <w:r>
+        <w:rPr>
+          <w:rFonts w:ascii="Times New Roman" w:hAnsi="Times New Roman"/>
+          <w:color w:val="000000"/>
+          <w:szCs w:val="24"/>
+        </w:rPr>
+        <w:t>F</w:t>
       </w:r>
       <w:r>
         <w:rPr>
@@ -903,11 +991,62 @@
           <w:sz w:val="24"/>
           <w:szCs w:val="24"/>
         </w:rPr>
-        <w:t>N/A</w:t>
+        <w:t xml:space="preserve">Suggest an </w:t>
+      </w:r>
+      <w:proofErr w:type="spellStart"/>
+      <w:r>
+        <w:rPr>
+          <w:rFonts w:ascii="Times New Roman" w:hAnsi="Times New Roman"/>
+          <w:color w:val="000000"/>
+          <w:sz w:val="24"/>
+          <w:szCs w:val="24"/>
+        </w:rPr>
+        <w:t>edit or</w:t>
+      </w:r>
+      <w:proofErr w:type="spellEnd"/>
+      <w:r>
+        <w:rPr>
+          <w:rFonts w:ascii="Times New Roman" w:hAnsi="Times New Roman"/>
+          <w:color w:val="000000"/>
+          <w:sz w:val="24"/>
+          <w:szCs w:val="24"/>
+        </w:rPr>
+        <w:t xml:space="preserve"> addition to </w:t>
+      </w:r>
+      <w:hyperlink r:id="rId7" w:anchor="3_7_5" w:history="1">
+        <w:proofErr w:type="spellStart"/>
+        <w:r>
+          <w:rPr>
+            <w:rStyle w:val="Hyperlink"/>
+            <w:rFonts w:ascii="Times New Roman" w:hAnsi="Times New Roman"/>
+            <w:sz w:val="24"/>
+            <w:szCs w:val="24"/>
+          </w:rPr>
+          <w:t>ebook</w:t>
+        </w:r>
+        <w:proofErr w:type="spellEnd"/>
+        <w:r>
+          <w:rPr>
+            <w:rStyle w:val="Hyperlink"/>
+            <w:rFonts w:ascii="Times New Roman" w:hAnsi="Times New Roman"/>
+            <w:sz w:val="24"/>
+            <w:szCs w:val="24"/>
+          </w:rPr>
+          <w:t xml:space="preserve"> Section 3.7.5</w:t>
+        </w:r>
+      </w:hyperlink>
+      <w:r>
+        <w:rPr>
+          <w:rFonts w:ascii="Times New Roman" w:hAnsi="Times New Roman"/>
+          <w:color w:val="000000"/>
+          <w:sz w:val="24"/>
+          <w:szCs w:val="24"/>
+        </w:rPr>
+        <w:t xml:space="preserve"> </w:t>
       </w:r>
     </w:p>
     <w:sectPr>
-      <w:headerReference w:type="default" r:id="rId7"/>
+      <w:headerReference w:type="default" r:id="rId8"/>
       <w:pgSz w:w="12240" w:h="15840"/>
       <w:pgMar w:top="1440" w:right="1440" w:bottom="1440" w:left="1440" w:header="720" w:footer="0" w:gutter="0"/>
       <w:cols w:space="720"/>
@@ -919,7 +1058,7 @@
 </file>
 
 <file path=word/endnotes.xml><?xml version="1.0" encoding="utf-8"?>
-<w:endnotes xmlns:wpc="http://schemas.microsoft.com/office/word/2010/wordprocessingCanvas" xmlns:cx="http://schemas.microsoft.com/office/drawing/2014/chartex" xmlns:cx1="http://schemas.microsoft.com/office/drawing/2015/9/8/chartex" xmlns:cx2="http://schemas.microsoft.com/office/drawing/2015/10/21/chartex" xmlns:cx3="http://schemas.microsoft.com/office/drawing/2016/5/9/chartex" xmlns:cx4="http://schemas.microsoft.com/office/drawing/2016/5/10/chartex" xmlns:cx5="http://schemas.microsoft.com/office/drawing/2016/5/11/chartex" xmlns:cx6="http://schemas.microsoft.com/office/drawing/2016/5/12/chartex" xmlns:cx7="http://schemas.microsoft.com/office/drawing/2016/5/13/chartex" xmlns:cx8="http://schemas.microsoft.com/office/drawing/2016/5/14/chartex" xmlns:mc="http://schemas.openxmlformats.org/markup-compatibility/2006" xmlns:aink="http://schemas.microsoft.com/office/drawing/2016/ink" xmlns:am3d="http://schemas.microsoft.com/office/drawing/2017/model3d" xmlns:o="urn:schemas-microsoft-com:office:office" xmlns:oel="http://schemas.microsoft.com/office/2019/extlst" xmlns:r="http://schemas.openxmlformats.org/officeDocument/2006/relationships" xmlns:m="http://schemas.openxmlformats.org/officeDocument/2006/math" xmlns:v="urn:schemas-microsoft-com:vml" xmlns:wp14="http://schemas.microsoft.com/office/word/2010/wordprocessingDrawing" xmlns:wp="http://schemas.openxmlformats.org/drawingml/2006/wordprocessingDrawing" xmlns:w10="urn:schemas-microsoft-com:office:word" xmlns:w="http://schemas.openxmlformats.org/wordprocessingml/2006/main" xmlns:w14="http://schemas.microsoft.com/office/word/2010/wordml" xmlns:w15="http://schemas.microsoft.com/office/word/2012/wordml" xmlns:w16cex="http://schemas.microsoft.com/office/word/2018/wordml/cex" xmlns:w16cid="http://schemas.microsoft.com/office/word/2016/wordml/cid" xmlns:w16="http://schemas.microsoft.com/office/word/2018/wordml" xmlns:w16du="http://schemas.microsoft.com/office/word/2023/wordml/word16du" xmlns:w16sdtdh="http://schemas.microsoft.com/office/word/2020/wordml/sdtdatahash" xmlns:w16se="http://schemas.microsoft.com/office/word/2015/wordml/symex" xmlns:wpg="http://schemas.microsoft.com/office/word/2010/wordprocessingGroup" xmlns:wpi="http://schemas.microsoft.com/office/word/2010/wordprocessingInk" xmlns:wne="http://schemas.microsoft.com/office/word/2006/wordml" xmlns:wps="http://schemas.microsoft.com/office/word/2010/wordprocessingShape" mc:Ignorable="w14 w15 w16se w16cid w16 w16cex w16sdtdh w16du wp14">
+<w:endnotes xmlns:wpc="http://schemas.microsoft.com/office/word/2010/wordprocessingCanvas" xmlns:cx="http://schemas.microsoft.com/office/drawing/2014/chartex" xmlns:cx1="http://schemas.microsoft.com/office/drawing/2015/9/8/chartex" xmlns:cx2="http://schemas.microsoft.com/office/drawing/2015/10/21/chartex" xmlns:cx3="http://schemas.microsoft.com/office/drawing/2016/5/9/chartex" xmlns:cx4="http://schemas.microsoft.com/office/drawing/2016/5/10/chartex" xmlns:cx5="http://schemas.microsoft.com/office/drawing/2016/5/11/chartex" xmlns:cx6="http://schemas.microsoft.com/office/drawing/2016/5/12/chartex" xmlns:cx7="http://schemas.microsoft.com/office/drawing/2016/5/13/chartex" xmlns:cx8="http://schemas.microsoft.com/office/drawing/2016/5/14/chartex" xmlns:mc="http://schemas.openxmlformats.org/markup-compatibility/2006" xmlns:aink="http://schemas.microsoft.com/office/drawing/2016/ink" xmlns:am3d="http://schemas.microsoft.com/office/drawing/2017/model3d" xmlns:o="urn:schemas-microsoft-com:office:office" xmlns:oel="http://schemas.microsoft.com/office/2019/extlst" xmlns:r="http://schemas.openxmlformats.org/officeDocument/2006/relationships" xmlns:m="http://schemas.openxmlformats.org/officeDocument/2006/math" xmlns:v="urn:schemas-microsoft-com:vml" xmlns:wp14="http://schemas.microsoft.com/office/word/2010/wordprocessingDrawing" xmlns:wp="http://schemas.openxmlformats.org/drawingml/2006/wordprocessingDrawing" xmlns:w10="urn:schemas-microsoft-com:office:word" xmlns:w="http://schemas.openxmlformats.org/wordprocessingml/2006/main" xmlns:w14="http://schemas.microsoft.com/office/word/2010/wordml" xmlns:w15="http://schemas.microsoft.com/office/word/2012/wordml" xmlns:w16cex="http://schemas.microsoft.com/office/word/2018/wordml/cex" xmlns:w16cid="http://schemas.microsoft.com/office/word/2016/wordml/cid" xmlns:w16="http://schemas.microsoft.com/office/word/2018/wordml" xmlns:w16du="http://schemas.microsoft.com/office/word/2023/wordml/word16du" xmlns:w16sdtdh="http://schemas.microsoft.com/office/word/2020/wordml/sdtdatahash" xmlns:w16sdtfl="http://schemas.microsoft.com/office/word/2024/wordml/sdtformatlock" xmlns:w16se="http://schemas.microsoft.com/office/word/2015/wordml/symex" xmlns:wpg="http://schemas.microsoft.com/office/word/2010/wordprocessingGroup" xmlns:wpi="http://schemas.microsoft.com/office/word/2010/wordprocessingInk" xmlns:wne="http://schemas.microsoft.com/office/word/2006/wordml" xmlns:wps="http://schemas.microsoft.com/office/word/2010/wordprocessingShape" mc:Ignorable="w14 w15 w16se w16cid w16 w16cex w16sdtdh w16sdtfl w16du wp14">
   <w:endnote w:type="separator" w:id="-1">
     <w:p>
       <w:r>
@@ -938,7 +1077,7 @@
 </file>
 
 <file path=word/footnotes.xml><?xml version="1.0" encoding="utf-8"?>
-<w:footnotes xmlns:wpc="http://schemas.microsoft.com/office/word/2010/wordprocessingCanvas" xmlns:cx="http://schemas.microsoft.com/office/drawing/2014/chartex" xmlns:cx1="http://schemas.microsoft.com/office/drawing/2015/9/8/chartex" xmlns:cx2="http://schemas.microsoft.com/office/drawing/2015/10/21/chartex" xmlns:cx3="http://schemas.microsoft.com/office/drawing/2016/5/9/chartex" xmlns:cx4="http://schemas.microsoft.com/office/drawing/2016/5/10/chartex" xmlns:cx5="http://schemas.microsoft.com/office/drawing/2016/5/11/chartex" xmlns:cx6="http://schemas.microsoft.com/office/drawing/2016/5/12/chartex" xmlns:cx7="http://schemas.microsoft.com/office/drawing/2016/5/13/chartex" xmlns:cx8="http://schemas.microsoft.com/office/drawing/2016/5/14/chartex" xmlns:mc="http://schemas.openxmlformats.org/markup-compatibility/2006" xmlns:aink="http://schemas.microsoft.com/office/drawing/2016/ink" xmlns:am3d="http://schemas.microsoft.com/office/drawing/2017/model3d" xmlns:o="urn:schemas-microsoft-com:office:office" xmlns:oel="http://schemas.microsoft.com/office/2019/extlst" xmlns:r="http://schemas.openxmlformats.org/officeDocument/2006/relationships" xmlns:m="http://schemas.openxmlformats.org/officeDocument/2006/math" xmlns:v="urn:schemas-microsoft-com:vml" xmlns:wp14="http://schemas.microsoft.com/office/word/2010/wordprocessingDrawing" xmlns:wp="http://schemas.openxmlformats.org/drawingml/2006/wordprocessingDrawing" xmlns:w10="urn:schemas-microsoft-com:office:word" xmlns:w="http://schemas.openxmlformats.org/wordprocessingml/2006/main" xmlns:w14="http://schemas.microsoft.com/office/word/2010/wordml" xmlns:w15="http://schemas.microsoft.com/office/word/2012/wordml" xmlns:w16cex="http://schemas.microsoft.com/office/word/2018/wordml/cex" xmlns:w16cid="http://schemas.microsoft.com/office/word/2016/wordml/cid" xmlns:w16="http://schemas.microsoft.com/office/word/2018/wordml" xmlns:w16du="http://schemas.microsoft.com/office/word/2023/wordml/word16du" xmlns:w16sdtdh="http://schemas.microsoft.com/office/word/2020/wordml/sdtdatahash" xmlns:w16se="http://schemas.microsoft.com/office/word/2015/wordml/symex" xmlns:wpg="http://schemas.microsoft.com/office/word/2010/wordprocessingGroup" xmlns:wpi="http://schemas.microsoft.com/office/word/2010/wordprocessingInk" xmlns:wne="http://schemas.microsoft.com/office/word/2006/wordml" xmlns:wps="http://schemas.microsoft.com/office/word/2010/wordprocessingShape" mc:Ignorable="w14 w15 w16se w16cid w16 w16cex w16sdtdh w16du wp14">
+<w:footnotes xmlns:wpc="http://schemas.microsoft.com/office/word/2010/wordprocessingCanvas" xmlns:cx="http://schemas.microsoft.com/office/drawing/2014/chartex" xmlns:cx1="http://schemas.microsoft.com/office/drawing/2015/9/8/chartex" xmlns:cx2="http://schemas.microsoft.com/office/drawing/2015/10/21/chartex" xmlns:cx3="http://schemas.microsoft.com/office/drawing/2016/5/9/chartex" xmlns:cx4="http://schemas.microsoft.com/office/drawing/2016/5/10/chartex" xmlns:cx5="http://schemas.microsoft.com/office/drawing/2016/5/11/chartex" xmlns:cx6="http://schemas.microsoft.com/office/drawing/2016/5/12/chartex" xmlns:cx7="http://schemas.microsoft.com/office/drawing/2016/5/13/chartex" xmlns:cx8="http://schemas.microsoft.com/office/drawing/2016/5/14/chartex" xmlns:mc="http://schemas.openxmlformats.org/markup-compatibility/2006" xmlns:aink="http://schemas.microsoft.com/office/drawing/2016/ink" xmlns:am3d="http://schemas.microsoft.com/office/drawing/2017/model3d" xmlns:o="urn:schemas-microsoft-com:office:office" xmlns:oel="http://schemas.microsoft.com/office/2019/extlst" xmlns:r="http://schemas.openxmlformats.org/officeDocument/2006/relationships" xmlns:m="http://schemas.openxmlformats.org/officeDocument/2006/math" xmlns:v="urn:schemas-microsoft-com:vml" xmlns:wp14="http://schemas.microsoft.com/office/word/2010/wordprocessingDrawing" xmlns:wp="http://schemas.openxmlformats.org/drawingml/2006/wordprocessingDrawing" xmlns:w10="urn:schemas-microsoft-com:office:word" xmlns:w="http://schemas.openxmlformats.org/wordprocessingml/2006/main" xmlns:w14="http://schemas.microsoft.com/office/word/2010/wordml" xmlns:w15="http://schemas.microsoft.com/office/word/2012/wordml" xmlns:w16cex="http://schemas.microsoft.com/office/word/2018/wordml/cex" xmlns:w16cid="http://schemas.microsoft.com/office/word/2016/wordml/cid" xmlns:w16="http://schemas.microsoft.com/office/word/2018/wordml" xmlns:w16du="http://schemas.microsoft.com/office/word/2023/wordml/word16du" xmlns:w16sdtdh="http://schemas.microsoft.com/office/word/2020/wordml/sdtdatahash" xmlns:w16sdtfl="http://schemas.microsoft.com/office/word/2024/wordml/sdtformatlock" xmlns:w16se="http://schemas.microsoft.com/office/word/2015/wordml/symex" xmlns:wpg="http://schemas.microsoft.com/office/word/2010/wordprocessingGroup" xmlns:wpi="http://schemas.microsoft.com/office/word/2010/wordprocessingInk" xmlns:wne="http://schemas.microsoft.com/office/word/2006/wordml" xmlns:wps="http://schemas.microsoft.com/office/word/2010/wordprocessingShape" mc:Ignorable="w14 w15 w16se w16cid w16 w16cex w16sdtdh w16sdtfl w16du wp14">
   <w:footnote w:type="separator" w:id="-1">
     <w:p>
       <w:r>
@@ -957,7 +1096,7 @@
 </file>
 
 <file path=word/header1.xml><?xml version="1.0" encoding="utf-8"?>
-<w:hdr xmlns:wpc="http://schemas.microsoft.com/office/word/2010/wordprocessingCanvas" xmlns:cx="http://schemas.microsoft.com/office/drawing/2014/chartex" xmlns:cx1="http://schemas.microsoft.com/office/drawing/2015/9/8/chartex" xmlns:cx2="http://schemas.microsoft.com/office/drawing/2015/10/21/chartex" xmlns:cx3="http://schemas.microsoft.com/office/drawing/2016/5/9/chartex" xmlns:cx4="http://schemas.microsoft.com/office/drawing/2016/5/10/chartex" xmlns:cx5="http://schemas.microsoft.com/office/drawing/2016/5/11/chartex" xmlns:cx6="http://schemas.microsoft.com/office/drawing/2016/5/12/chartex" xmlns:cx7="http://schemas.microsoft.com/office/drawing/2016/5/13/chartex" xmlns:cx8="http://schemas.microsoft.com/office/drawing/2016/5/14/chartex" xmlns:mc="http://schemas.openxmlformats.org/markup-compatibility/2006" xmlns:aink="http://schemas.microsoft.com/office/drawing/2016/ink" xmlns:am3d="http://schemas.microsoft.com/office/drawing/2017/model3d" xmlns:o="urn:schemas-microsoft-com:office:office" xmlns:oel="http://schemas.microsoft.com/office/2019/extlst" xmlns:r="http://schemas.openxmlformats.org/officeDocument/2006/relationships" xmlns:m="http://schemas.openxmlformats.org/officeDocument/2006/math" xmlns:v="urn:schemas-microsoft-com:vml" xmlns:wp14="http://schemas.microsoft.com/office/word/2010/wordprocessingDrawing" xmlns:wp="http://schemas.openxmlformats.org/drawingml/2006/wordprocessingDrawing" xmlns:w10="urn:schemas-microsoft-com:office:word" xmlns:w="http://schemas.openxmlformats.org/wordprocessingml/2006/main" xmlns:w14="http://schemas.microsoft.com/office/word/2010/wordml" xmlns:w15="http://schemas.microsoft.com/office/word/2012/wordml" xmlns:w16cex="http://schemas.microsoft.com/office/word/2018/wordml/cex" xmlns:w16cid="http://schemas.microsoft.com/office/word/2016/wordml/cid" xmlns:w16="http://schemas.microsoft.com/office/word/2018/wordml" xmlns:w16du="http://schemas.microsoft.com/office/word/2023/wordml/word16du" xmlns:w16sdtdh="http://schemas.microsoft.com/office/word/2020/wordml/sdtdatahash" xmlns:w16se="http://schemas.microsoft.com/office/word/2015/wordml/symex" xmlns:wpg="http://schemas.microsoft.com/office/word/2010/wordprocessingGroup" xmlns:wpi="http://schemas.microsoft.com/office/word/2010/wordprocessingInk" xmlns:wne="http://schemas.microsoft.com/office/word/2006/wordml" xmlns:wps="http://schemas.microsoft.com/office/word/2010/wordprocessingShape" mc:Ignorable="w14 w15 w16se w16cid w16 w16cex w16sdtdh w16du wp14">
+<w:hdr xmlns:wpc="http://schemas.microsoft.com/office/word/2010/wordprocessingCanvas" xmlns:cx="http://schemas.microsoft.com/office/drawing/2014/chartex" xmlns:cx1="http://schemas.microsoft.com/office/drawing/2015/9/8/chartex" xmlns:cx2="http://schemas.microsoft.com/office/drawing/2015/10/21/chartex" xmlns:cx3="http://schemas.microsoft.com/office/drawing/2016/5/9/chartex" xmlns:cx4="http://schemas.microsoft.com/office/drawing/2016/5/10/chartex" xmlns:cx5="http://schemas.microsoft.com/office/drawing/2016/5/11/chartex" xmlns:cx6="http://schemas.microsoft.com/office/drawing/2016/5/12/chartex" xmlns:cx7="http://schemas.microsoft.com/office/drawing/2016/5/13/chartex" xmlns:cx8="http://schemas.microsoft.com/office/drawing/2016/5/14/chartex" xmlns:mc="http://schemas.openxmlformats.org/markup-compatibility/2006" xmlns:aink="http://schemas.microsoft.com/office/drawing/2016/ink" xmlns:am3d="http://schemas.microsoft.com/office/drawing/2017/model3d" xmlns:o="urn:schemas-microsoft-com:office:office" xmlns:oel="http://schemas.microsoft.com/office/2019/extlst" xmlns:r="http://schemas.openxmlformats.org/officeDocument/2006/relationships" xmlns:m="http://schemas.openxmlformats.org/officeDocument/2006/math" xmlns:v="urn:schemas-microsoft-com:vml" xmlns:wp14="http://schemas.microsoft.com/office/word/2010/wordprocessingDrawing" xmlns:wp="http://schemas.openxmlformats.org/drawingml/2006/wordprocessingDrawing" xmlns:w10="urn:schemas-microsoft-com:office:word" xmlns:w="http://schemas.openxmlformats.org/wordprocessingml/2006/main" xmlns:w14="http://schemas.microsoft.com/office/word/2010/wordml" xmlns:w15="http://schemas.microsoft.com/office/word/2012/wordml" xmlns:w16cex="http://schemas.microsoft.com/office/word/2018/wordml/cex" xmlns:w16cid="http://schemas.microsoft.com/office/word/2016/wordml/cid" xmlns:w16="http://schemas.microsoft.com/office/word/2018/wordml" xmlns:w16du="http://schemas.microsoft.com/office/word/2023/wordml/word16du" xmlns:w16sdtdh="http://schemas.microsoft.com/office/word/2020/wordml/sdtdatahash" xmlns:w16sdtfl="http://schemas.microsoft.com/office/word/2024/wordml/sdtformatlock" xmlns:w16se="http://schemas.microsoft.com/office/word/2015/wordml/symex" xmlns:wpg="http://schemas.microsoft.com/office/word/2010/wordprocessingGroup" xmlns:wpi="http://schemas.microsoft.com/office/word/2010/wordprocessingInk" xmlns:wne="http://schemas.microsoft.com/office/word/2006/wordml" xmlns:wps="http://schemas.microsoft.com/office/word/2010/wordprocessingShape" mc:Ignorable="w14 w15 w16se w16cid w16 w16cex w16sdtdh w16sdtfl w16du wp14">
   <w:p>
     <w:pPr>
       <w:pStyle w:val="Header"/>
@@ -976,7 +1115,7 @@
 </file>
 
 <file path=word/numbering.xml><?xml version="1.0" encoding="utf-8"?>
-<w:numbering xmlns:wpc="http://schemas.microsoft.com/office/word/2010/wordprocessingCanvas" xmlns:cx="http://schemas.microsoft.com/office/drawing/2014/chartex" xmlns:cx1="http://schemas.microsoft.com/office/drawing/2015/9/8/chartex" xmlns:cx2="http://schemas.microsoft.com/office/drawing/2015/10/21/chartex" xmlns:cx3="http://schemas.microsoft.com/office/drawing/2016/5/9/chartex" xmlns:cx4="http://schemas.microsoft.com/office/drawing/2016/5/10/chartex" xmlns:cx5="http://schemas.microsoft.com/office/drawing/2016/5/11/chartex" xmlns:cx6="http://schemas.microsoft.com/office/drawing/2016/5/12/chartex" xmlns:cx7="http://schemas.microsoft.com/office/drawing/2016/5/13/chartex" xmlns:cx8="http://schemas.microsoft.com/office/drawing/2016/5/14/chartex" xmlns:mc="http://schemas.openxmlformats.org/markup-compatibility/2006" xmlns:aink="http://schemas.microsoft.com/office/drawing/2016/ink" xmlns:am3d="http://schemas.microsoft.com/office/drawing/2017/model3d" xmlns:o="urn:schemas-microsoft-com:office:office" xmlns:oel="http://schemas.microsoft.com/office/2019/extlst" xmlns:r="http://schemas.openxmlformats.org/officeDocument/2006/relationships" xmlns:m="http://schemas.openxmlformats.org/officeDocument/2006/math" xmlns:v="urn:schemas-microsoft-com:vml" xmlns:wp14="http://schemas.microsoft.com/office/word/2010/wordprocessingDrawing" xmlns:wp="http://schemas.openxmlformats.org/drawingml/2006/wordprocessingDrawing" xmlns:w10="urn:schemas-microsoft-com:office:word" xmlns:w="http://schemas.openxmlformats.org/wordprocessingml/2006/main" xmlns:w14="http://schemas.microsoft.com/office/word/2010/wordml" xmlns:w15="http://schemas.microsoft.com/office/word/2012/wordml" xmlns:w16cex="http://schemas.microsoft.com/office/word/2018/wordml/cex" xmlns:w16cid="http://schemas.microsoft.com/office/word/2016/wordml/cid" xmlns:w16="http://schemas.microsoft.com/office/word/2018/wordml" xmlns:w16du="http://schemas.microsoft.com/office/word/2023/wordml/word16du" xmlns:w16sdtdh="http://schemas.microsoft.com/office/word/2020/wordml/sdtdatahash" xmlns:w16se="http://schemas.microsoft.com/office/word/2015/wordml/symex" xmlns:wpg="http://schemas.microsoft.com/office/word/2010/wordprocessingGroup" xmlns:wpi="http://schemas.microsoft.com/office/word/2010/wordprocessingInk" xmlns:wne="http://schemas.microsoft.com/office/word/2006/wordml" xmlns:wps="http://schemas.microsoft.com/office/word/2010/wordprocessingShape" mc:Ignorable="w14 w15 w16se w16cid w16 w16cex w16sdtdh w16du wp14">
+<w:numbering xmlns:wpc="http://schemas.microsoft.com/office/word/2010/wordprocessingCanvas" xmlns:cx="http://schemas.microsoft.com/office/drawing/2014/chartex" xmlns:cx1="http://schemas.microsoft.com/office/drawing/2015/9/8/chartex" xmlns:cx2="http://schemas.microsoft.com/office/drawing/2015/10/21/chartex" xmlns:cx3="http://schemas.microsoft.com/office/drawing/2016/5/9/chartex" xmlns:cx4="http://schemas.microsoft.com/office/drawing/2016/5/10/chartex" xmlns:cx5="http://schemas.microsoft.com/office/drawing/2016/5/11/chartex" xmlns:cx6="http://schemas.microsoft.com/office/drawing/2016/5/12/chartex" xmlns:cx7="http://schemas.microsoft.com/office/drawing/2016/5/13/chartex" xmlns:cx8="http://schemas.microsoft.com/office/drawing/2016/5/14/chartex" xmlns:mc="http://schemas.openxmlformats.org/markup-compatibility/2006" xmlns:aink="http://schemas.microsoft.com/office/drawing/2016/ink" xmlns:am3d="http://schemas.microsoft.com/office/drawing/2017/model3d" xmlns:o="urn:schemas-microsoft-com:office:office" xmlns:oel="http://schemas.microsoft.com/office/2019/extlst" xmlns:r="http://schemas.openxmlformats.org/officeDocument/2006/relationships" xmlns:m="http://schemas.openxmlformats.org/officeDocument/2006/math" xmlns:v="urn:schemas-microsoft-com:vml" xmlns:wp14="http://schemas.microsoft.com/office/word/2010/wordprocessingDrawing" xmlns:wp="http://schemas.openxmlformats.org/drawingml/2006/wordprocessingDrawing" xmlns:w10="urn:schemas-microsoft-com:office:word" xmlns:w="http://schemas.openxmlformats.org/wordprocessingml/2006/main" xmlns:w14="http://schemas.microsoft.com/office/word/2010/wordml" xmlns:w15="http://schemas.microsoft.com/office/word/2012/wordml" xmlns:w16cex="http://schemas.microsoft.com/office/word/2018/wordml/cex" xmlns:w16cid="http://schemas.microsoft.com/office/word/2016/wordml/cid" xmlns:w16="http://schemas.microsoft.com/office/word/2018/wordml" xmlns:w16du="http://schemas.microsoft.com/office/word/2023/wordml/word16du" xmlns:w16sdtdh="http://schemas.microsoft.com/office/word/2020/wordml/sdtdatahash" xmlns:w16sdtfl="http://schemas.microsoft.com/office/word/2024/wordml/sdtformatlock" xmlns:w16se="http://schemas.microsoft.com/office/word/2015/wordml/symex" xmlns:wpg="http://schemas.microsoft.com/office/word/2010/wordprocessingGroup" xmlns:wpi="http://schemas.microsoft.com/office/word/2010/wordprocessingInk" xmlns:wne="http://schemas.microsoft.com/office/word/2006/wordml" xmlns:wps="http://schemas.microsoft.com/office/word/2010/wordprocessingShape" mc:Ignorable="w14 w15 w16se w16cid w16 w16cex w16sdtdh w16sdtfl w16du wp14">
   <w:abstractNum w:abstractNumId="0" w15:restartNumberingAfterBreak="0">
     <w:nsid w:val="08926788"/>
     <w:multiLevelType w:val="multilevel"/>
@@ -1415,6 +1554,119 @@
     </w:lvl>
   </w:abstractNum>
   <w:abstractNum w:abstractNumId="4" w15:restartNumberingAfterBreak="0">
+    <w:nsid w:val="25503557"/>
+    <w:multiLevelType w:val="multilevel"/>
+    <w:tmpl w:val="978EB772"/>
+    <w:lvl w:ilvl="0">
+      <w:start w:val="1"/>
+      <w:numFmt w:val="decimal"/>
+      <w:lvlText w:val="%1."/>
+      <w:lvlJc w:val="left"/>
+      <w:pPr>
+        <w:tabs>
+          <w:tab w:val="num" w:pos="0"/>
+        </w:tabs>
+        <w:ind w:left="720" w:hanging="360"/>
+      </w:pPr>
+    </w:lvl>
+    <w:lvl w:ilvl="1">
+      <w:start w:val="1"/>
+      <w:numFmt w:val="lowerLetter"/>
+      <w:lvlText w:val="%2."/>
+      <w:lvlJc w:val="left"/>
+      <w:pPr>
+        <w:tabs>
+          <w:tab w:val="num" w:pos="0"/>
+        </w:tabs>
+        <w:ind w:left="1440" w:hanging="360"/>
+      </w:pPr>
+    </w:lvl>
+    <w:lvl w:ilvl="2">
+      <w:start w:val="1"/>
+      <w:numFmt w:val="lowerRoman"/>
+      <w:lvlText w:val="%3."/>
+      <w:lvlJc w:val="right"/>
+      <w:pPr>
+        <w:tabs>
+          <w:tab w:val="num" w:pos="0"/>
+        </w:tabs>
+        <w:ind w:left="2160" w:hanging="180"/>
+      </w:pPr>
+    </w:lvl>
+    <w:lvl w:ilvl="3">
+      <w:start w:val="1"/>
+      <w:numFmt w:val="decimal"/>
+      <w:lvlText w:val="%4."/>
+      <w:lvlJc w:val="left"/>
+      <w:pPr>
+        <w:tabs>
+          <w:tab w:val="num" w:pos="0"/>
+        </w:tabs>
+        <w:ind w:left="2880" w:hanging="360"/>
+      </w:pPr>
+    </w:lvl>
+    <w:lvl w:ilvl="4">
+      <w:start w:val="1"/>
+      <w:numFmt w:val="lowerLetter"/>
+      <w:lvlText w:val="%5."/>
+      <w:lvlJc w:val="left"/>
+      <w:pPr>
+        <w:tabs>
+          <w:tab w:val="num" w:pos="0"/>
+        </w:tabs>
+        <w:ind w:left="3600" w:hanging="360"/>
+      </w:pPr>
+    </w:lvl>
+    <w:lvl w:ilvl="5">
+      <w:start w:val="1"/>
+      <w:numFmt w:val="lowerRoman"/>
+      <w:lvlText w:val="%6."/>
+      <w:lvlJc w:val="right"/>
+      <w:pPr>
+        <w:tabs>
+          <w:tab w:val="num" w:pos="0"/>
+        </w:tabs>
+        <w:ind w:left="4320" w:hanging="180"/>
+      </w:pPr>
+    </w:lvl>
+    <w:lvl w:ilvl="6">
+      <w:start w:val="1"/>
+      <w:numFmt w:val="decimal"/>
+      <w:lvlText w:val="%7."/>
+      <w:lvlJc w:val="left"/>
+      <w:pPr>
+        <w:tabs>
+          <w:tab w:val="num" w:pos="0"/>
+        </w:tabs>
+        <w:ind w:left="5040" w:hanging="360"/>
+      </w:pPr>
+    </w:lvl>
+    <w:lvl w:ilvl="7">
+      <w:start w:val="1"/>
+      <w:numFmt w:val="lowerLetter"/>
+      <w:lvlText w:val="%8."/>
+      <w:lvlJc w:val="left"/>
+      <w:pPr>
+        <w:tabs>
+          <w:tab w:val="num" w:pos="0"/>
+        </w:tabs>
+        <w:ind w:left="5760" w:hanging="360"/>
+      </w:pPr>
+    </w:lvl>
+    <w:lvl w:ilvl="8">
+      <w:start w:val="1"/>
+      <w:numFmt w:val="lowerRoman"/>
+      <w:lvlText w:val="%9."/>
+      <w:lvlJc w:val="right"/>
+      <w:pPr>
+        <w:tabs>
+          <w:tab w:val="num" w:pos="0"/>
+        </w:tabs>
+        <w:ind w:left="6480" w:hanging="180"/>
+      </w:pPr>
+    </w:lvl>
+  </w:abstractNum>
+  <w:abstractNum w:abstractNumId="5" w15:restartNumberingAfterBreak="0">
     <w:nsid w:val="2D5A0E49"/>
     <w:multiLevelType w:val="multilevel"/>
     <w:tmpl w:val="7F7E935E"/>
@@ -1527,7 +1779,7 @@
       </w:pPr>
     </w:lvl>
   </w:abstractNum>
-  <w:abstractNum w:abstractNumId="5" w15:restartNumberingAfterBreak="0">
+  <w:abstractNum w:abstractNumId="6" w15:restartNumberingAfterBreak="0">
     <w:nsid w:val="2E5A7EFF"/>
     <w:multiLevelType w:val="multilevel"/>
     <w:tmpl w:val="C6A6500A"/>
@@ -1640,7 +1892,7 @@
       </w:pPr>
     </w:lvl>
   </w:abstractNum>
-  <w:abstractNum w:abstractNumId="6" w15:restartNumberingAfterBreak="0">
+  <w:abstractNum w:abstractNumId="7" w15:restartNumberingAfterBreak="0">
     <w:nsid w:val="34F8556F"/>
     <w:multiLevelType w:val="multilevel"/>
     <w:tmpl w:val="978EB772"/>
@@ -1753,7 +2005,7 @@
       </w:pPr>
     </w:lvl>
   </w:abstractNum>
-  <w:abstractNum w:abstractNumId="7" w15:restartNumberingAfterBreak="0">
+  <w:abstractNum w:abstractNumId="8" w15:restartNumberingAfterBreak="0">
     <w:nsid w:val="34FA09C9"/>
     <w:multiLevelType w:val="multilevel"/>
     <w:tmpl w:val="31285556"/>
@@ -1866,7 +2118,7 @@
       </w:pPr>
     </w:lvl>
   </w:abstractNum>
-  <w:abstractNum w:abstractNumId="8" w15:restartNumberingAfterBreak="0">
+  <w:abstractNum w:abstractNumId="9" w15:restartNumberingAfterBreak="0">
     <w:nsid w:val="498B1F17"/>
     <w:multiLevelType w:val="multilevel"/>
     <w:tmpl w:val="B6BA97C4"/>
@@ -1979,7 +2231,7 @@
       </w:rPr>
     </w:lvl>
   </w:abstractNum>
-  <w:abstractNum w:abstractNumId="9" w15:restartNumberingAfterBreak="0">
+  <w:abstractNum w:abstractNumId="10" w15:restartNumberingAfterBreak="0">
     <w:nsid w:val="63207E76"/>
     <w:multiLevelType w:val="multilevel"/>
     <w:tmpl w:val="CA8ACC7E"/>
@@ -2065,7 +2317,7 @@
       </w:pPr>
     </w:lvl>
   </w:abstractNum>
-  <w:abstractNum w:abstractNumId="10" w15:restartNumberingAfterBreak="0">
+  <w:abstractNum w:abstractNumId="11" w15:restartNumberingAfterBreak="0">
     <w:nsid w:val="73B361A9"/>
     <w:multiLevelType w:val="multilevel"/>
     <w:tmpl w:val="E062ACDE"/>
@@ -2186,7 +2438,7 @@
       </w:rPr>
     </w:lvl>
   </w:abstractNum>
-  <w:abstractNum w:abstractNumId="11" w15:restartNumberingAfterBreak="0">
+  <w:abstractNum w:abstractNumId="12" w15:restartNumberingAfterBreak="0">
     <w:nsid w:val="7A513CBF"/>
     <w:multiLevelType w:val="multilevel"/>
     <w:tmpl w:val="5966F118"/>
@@ -2300,19 +2552,19 @@
     </w:lvl>
   </w:abstractNum>
   <w:num w:numId="1" w16cid:durableId="1112555872">
-    <w:abstractNumId w:val="4"/>
+    <w:abstractNumId w:val="5"/>
   </w:num>
   <w:num w:numId="2" w16cid:durableId="1594123088">
-    <w:abstractNumId w:val="5"/>
+    <w:abstractNumId w:val="6"/>
   </w:num>
   <w:num w:numId="3" w16cid:durableId="870456707">
     <w:abstractNumId w:val="3"/>
   </w:num>
   <w:num w:numId="4" w16cid:durableId="285815577">
-    <w:abstractNumId w:val="7"/>
+    <w:abstractNumId w:val="8"/>
   </w:num>
   <w:num w:numId="5" w16cid:durableId="1208109783">
-    <w:abstractNumId w:val="6"/>
+    <w:abstractNumId w:val="7"/>
   </w:num>
   <w:num w:numId="6" w16cid:durableId="1844851467">
     <w:abstractNumId w:val="0"/>
@@ -2321,25 +2573,28 @@
     <w:abstractNumId w:val="2"/>
   </w:num>
   <w:num w:numId="8" w16cid:durableId="616332698">
-    <w:abstractNumId w:val="9"/>
+    <w:abstractNumId w:val="10"/>
   </w:num>
   <w:num w:numId="9" w16cid:durableId="1865904937">
     <w:abstractNumId w:val="1"/>
   </w:num>
   <w:num w:numId="10" w16cid:durableId="638071663">
+    <w:abstractNumId w:val="12"/>
+  </w:num>
+  <w:num w:numId="11" w16cid:durableId="305471011">
     <w:abstractNumId w:val="11"/>
   </w:num>
-  <w:num w:numId="11" w16cid:durableId="305471011">
-    <w:abstractNumId w:val="10"/>
+  <w:num w:numId="12" w16cid:durableId="1951931687">
+    <w:abstractNumId w:val="9"/>
   </w:num>
-  <w:num w:numId="12" w16cid:durableId="1951931687">
-    <w:abstractNumId w:val="8"/>
+  <w:num w:numId="13" w16cid:durableId="10450365">
+    <w:abstractNumId w:val="4"/>
   </w:num>
 </w:numbering>
 </file>
 
 <file path=word/styles.xml><?xml version="1.0" encoding="utf-8"?>
-<w:styles xmlns:mc="http://schemas.openxmlformats.org/markup-compatibility/2006" xmlns:r="http://schemas.openxmlformats.org/officeDocument/2006/relationships" xmlns:w="http://schemas.openxmlformats.org/wordprocessingml/2006/main" xmlns:w14="http://schemas.microsoft.com/office/word/2010/wordml" xmlns:w15="http://schemas.microsoft.com/office/word/2012/wordml" xmlns:w16cex="http://schemas.microsoft.com/office/word/2018/wordml/cex" xmlns:w16cid="http://schemas.microsoft.com/office/word/2016/wordml/cid" xmlns:w16="http://schemas.microsoft.com/office/word/2018/wordml" xmlns:w16du="http://schemas.microsoft.com/office/word/2023/wordml/word16du" xmlns:w16sdtdh="http://schemas.microsoft.com/office/word/2020/wordml/sdtdatahash" xmlns:w16se="http://schemas.microsoft.com/office/word/2015/wordml/symex" mc:Ignorable="w14 w15 w16se w16cid w16 w16cex w16sdtdh w16du">
+<w:styles xmlns:mc="http://schemas.openxmlformats.org/markup-compatibility/2006" xmlns:r="http://schemas.openxmlformats.org/officeDocument/2006/relationships" xmlns:w="http://schemas.openxmlformats.org/wordprocessingml/2006/main" xmlns:w14="http://schemas.microsoft.com/office/word/2010/wordml" xmlns:w15="http://schemas.microsoft.com/office/word/2012/wordml" xmlns:w16cex="http://schemas.microsoft.com/office/word/2018/wordml/cex" xmlns:w16cid="http://schemas.microsoft.com/office/word/2016/wordml/cid" xmlns:w16="http://schemas.microsoft.com/office/word/2018/wordml" xmlns:w16du="http://schemas.microsoft.com/office/word/2023/wordml/word16du" xmlns:w16sdtdh="http://schemas.microsoft.com/office/word/2020/wordml/sdtdatahash" xmlns:w16sdtfl="http://schemas.microsoft.com/office/word/2024/wordml/sdtformatlock" xmlns:w16se="http://schemas.microsoft.com/office/word/2015/wordml/symex" mc:Ignorable="w14 w15 w16se w16cid w16 w16cex w16sdtdh w16sdtfl w16du">
   <w:docDefaults>
     <w:rPrDefault>
       <w:rPr>
@@ -3482,6 +3737,29 @@
       </w:tabs>
     </w:pPr>
   </w:style>
+  <w:style w:type="character" w:styleId="Hyperlink">
+    <w:name w:val="Hyperlink"/>
+    <w:basedOn w:val="DefaultParagraphFont"/>
+    <w:uiPriority w:val="99"/>
+    <w:unhideWhenUsed/>
+    <w:rsid w:val="0085275B"/>
+    <w:rPr>
+      <w:color w:val="467886" w:themeColor="hyperlink"/>
+      <w:u w:val="single"/>
+    </w:rPr>
+  </w:style>
+  <w:style w:type="character" w:styleId="UnresolvedMention">
+    <w:name w:val="Unresolved Mention"/>
+    <w:basedOn w:val="DefaultParagraphFont"/>
+    <w:uiPriority w:val="99"/>
+    <w:semiHidden/>
+    <w:unhideWhenUsed/>
+    <w:rsid w:val="0085275B"/>
+    <w:rPr>
+      <w:color w:val="605E5C"/>
+      <w:shd w:val="clear" w:color="auto" w:fill="E1DFDD"/>
+    </w:rPr>
+  </w:style>
 </w:styles>
 </file>
 

--- a/Lab10Report.docx
+++ b/Lab10Report.docx
@@ -156,7 +156,7 @@
           <w:sz w:val="24"/>
           <w:szCs w:val="24"/>
         </w:rPr>
-        <w:t>5</w:t>
+        <w:t>6</w:t>
       </w:r>
     </w:p>
     <w:p>
@@ -1022,7 +1022,25 @@
             <w:sz w:val="24"/>
             <w:szCs w:val="24"/>
           </w:rPr>
-          <w:t>ebook</w:t>
+          <w:t>ebo</w:t>
+        </w:r>
+        <w:r>
+          <w:rPr>
+            <w:rStyle w:val="Hyperlink"/>
+            <w:rFonts w:ascii="Times New Roman" w:hAnsi="Times New Roman"/>
+            <w:sz w:val="24"/>
+            <w:szCs w:val="24"/>
+          </w:rPr>
+          <w:t>o</w:t>
+        </w:r>
+        <w:r>
+          <w:rPr>
+            <w:rStyle w:val="Hyperlink"/>
+            <w:rFonts w:ascii="Times New Roman" w:hAnsi="Times New Roman"/>
+            <w:sz w:val="24"/>
+            <w:szCs w:val="24"/>
+          </w:rPr>
+          <w:t>k</w:t>
         </w:r>
         <w:proofErr w:type="spellEnd"/>
         <w:r>
@@ -3760,6 +3778,18 @@
       <w:shd w:val="clear" w:color="auto" w:fill="E1DFDD"/>
     </w:rPr>
   </w:style>
+  <w:style w:type="character" w:styleId="FollowedHyperlink">
+    <w:name w:val="FollowedHyperlink"/>
+    <w:basedOn w:val="DefaultParagraphFont"/>
+    <w:uiPriority w:val="99"/>
+    <w:semiHidden/>
+    <w:unhideWhenUsed/>
+    <w:rsid w:val="009651FC"/>
+    <w:rPr>
+      <w:color w:val="96607D" w:themeColor="followedHyperlink"/>
+      <w:u w:val="single"/>
+    </w:rPr>
+  </w:style>
 </w:styles>
 </file>
 
